--- a/word_reports/LP_0198_위치_372_Judy Collins_The Best of.docx
+++ b/word_reports/LP_0198_위치_372_Judy Collins_The Best of.docx
@@ -4,7 +4,7 @@
   <w:body>
     <w:p>
       <w:pPr>
-        <w:spacing w:after="280"/>
+        <w:spacing w:after="80"/>
       </w:pPr>
       <w:r>
         <w:rPr w:rFonts="맑은 고딕">
@@ -13,94 +13,47 @@
           <w:color w:val="1E3A8A"/>
           <w:sz w:val="30"/>
         </w:rPr>
-        <w:t>[372] Judy Collins - The Best of</w:t>
+        <w:t>Judy Collins (주디 콜린스) - The Best of</w:t>
       </w:r>
     </w:p>
     <w:p>
       <w:pPr>
-        <w:spacing w:after="320"/>
+        <w:spacing w:after="240"/>
       </w:pPr>
       <w:r>
         <w:rPr w:rFonts="맑은 고딕">
           <w:rFonts w:ascii="맑은 고딕" w:hAnsi="맑은 고딕" w:eastAsia="맑은 고딕"/>
           <w:b/>
-          <w:sz w:val="20"/>
+          <w:color w:val="4B5563"/>
+          <w:sz w:val="22"/>
         </w:rPr>
-        <w:t>■ 위치 : 372</w:t>
-        <w:br/>
-      </w:r>
-      <w:r>
-        <w:rPr w:rFonts="맑은 고딕">
-          <w:rFonts w:ascii="맑은 고딕" w:hAnsi="맑은 고딕" w:eastAsia="맑은 고딕"/>
-          <w:b/>
-          <w:sz w:val="20"/>
-        </w:rPr>
-        <w:t>■ 아티스트 : Judy Collins</w:t>
-        <w:br/>
-      </w:r>
-      <w:r>
-        <w:rPr w:rFonts="맑은 고딕">
-          <w:rFonts w:ascii="맑은 고딕" w:hAnsi="맑은 고딕" w:eastAsia="맑은 고딕"/>
-          <w:b/>
-          <w:sz w:val="20"/>
-        </w:rPr>
-        <w:t>■ 앨범명 : The Best of</w:t>
-        <w:br/>
-      </w:r>
-      <w:r>
-        <w:rPr w:rFonts="맑은 고딕">
-          <w:rFonts w:ascii="맑은 고딕" w:hAnsi="맑은 고딕" w:eastAsia="맑은 고딕"/>
-          <w:b w:val="0"/>
-          <w:sz w:val="20"/>
-        </w:rPr>
-        <w:t>■ 음반 레이블 : Elektra Records</w:t>
-        <w:br/>
-      </w:r>
-      <w:r>
-        <w:rPr w:rFonts="맑은 고딕">
-          <w:rFonts w:ascii="맑은 고딕" w:hAnsi="맑은 고딕" w:eastAsia="맑은 고딕"/>
-          <w:b w:val="0"/>
-          <w:sz w:val="20"/>
-        </w:rPr>
-        <w:t>■ 발매년도 : 1972</w:t>
-        <w:br/>
-      </w:r>
-      <w:r>
-        <w:rPr w:rFonts="맑은 고딕">
-          <w:rFonts w:ascii="맑은 고딕" w:hAnsi="맑은 고딕" w:eastAsia="맑은 고딕"/>
-          <w:b w:val="0"/>
-          <w:sz w:val="20"/>
-        </w:rPr>
-        <w:t>■ 장르 : 포크 (Folk), 포크 록 (Folk Rock), 싱어송라이터 (Singer-Songwriter)</w:t>
-        <w:br/>
-      </w:r>
-      <w:r>
-        <w:rPr w:rFonts="맑은 고딕">
-          <w:rFonts w:ascii="맑은 고딕" w:hAnsi="맑은 고딕" w:eastAsia="맑은 고딕"/>
-          <w:b w:val="0"/>
-          <w:sz w:val="20"/>
-        </w:rPr>
-        <w:t>■ 주요 수록곡 : Both Sides Now, Amazing Grace, Someday Soon, Chelsea Morning, Suzanne, Who Knows Where the Time Goes</w:t>
-        <w:br/>
+        <w:t>위치 :  372</w:t>
       </w:r>
     </w:p>
     <w:p>
       <w:pPr>
-        <w:spacing w:after="160"/>
+        <w:spacing w:line="324" w:lineRule="auto" w:before="80" w:after="160"/>
       </w:pPr>
       <w:r>
         <w:rPr w:rFonts="맑은 고딕">
           <w:rFonts w:ascii="맑은 고딕" w:hAnsi="맑은 고딕" w:eastAsia="맑은 고딕"/>
           <w:b/>
           <w:color w:val="1F2937"/>
-          <w:sz w:val="24"/>
+          <w:sz w:val="22"/>
         </w:rPr>
-        <w:t>■ 음반 해설 및 감상 가이드</w:t>
+        <w:t xml:space="preserve">[음반 소개] </w:t>
+      </w:r>
+      <w:r>
+        <w:rPr w:rFonts="맑은 고딕">
+          <w:rFonts w:ascii="맑은 고딕" w:hAnsi="맑은 고딕" w:eastAsia="맑은 고딕"/>
+          <w:b w:val="0"/>
+          <w:sz w:val="21"/>
+        </w:rPr>
       </w:r>
     </w:p>
     <w:p>
       <w:pPr>
-        <w:spacing w:line="312" w:lineRule="auto" w:after="120"/>
+        <w:spacing w:line="324" w:lineRule="auto" w:after="120"/>
       </w:pPr>
       <w:r>
         <w:rPr w:rFonts="맑은 고딕">
@@ -108,51 +61,516 @@
           <w:b w:val="0"/>
           <w:sz w:val="21"/>
         </w:rPr>
-        <w:t>1960년대와 70년대 포크 음악의 황금기를 이끈 포크 계의 여제, 주디 콜린스(Judy Collins)의 정수를 담아낸 베스트 음반입니다. 본 음반(원제: *Colors of the Day: The Best of Judy Collins*)은 그녀가 일렉트라(Elektra) 레이블에서 발표하며 음악적 정점을 맞이했던 명곡들을 엄선하여 집대성한 컴필레이션 앨범으로, 포크 음악이 선사할 수 있는 가장 우아하고 아름다운 순간들을 한 자리에 모아놓은 명반입니다.</w:t>
+        <w:t>티 없이 맑은 새벽안개 속에서 피어오르는 청아한 종소리처럼, 주디 콜린스의 음성은 반세기가 넘는 시간 동안 지친 영혼들을 어루만져 온 순결한 은총이었습니다. 포크의 소박한 토양 위에 클래식의 우아한 기품과 문학적 서정성을 덧입힌 그녀의 음악은 당대 포크 리바이벌 운동의 정점을 가장 아름다운 예술적 경지로 끌어올렸습니다. 본 음반은 음유시인들의 시심(詩心)을 가장 투명한 크리스털 보이스로 빚어낸 그녀의 황금기 정수를 오롯이 응축하고 있는 기념비적인 명반입니다. 턴테이블의 바늘 끝을 타고 흐르는 그녀의 서정은 시대를 초월하여 오늘날에도 우리 마음 깊은 곳에 잊히지 않는 순수한 울림을 선사합니다.</w:t>
       </w:r>
     </w:p>
     <w:p>
       <w:pPr>
-        <w:spacing w:line="312" w:lineRule="auto" w:after="120"/>
+        <w:spacing w:line="324" w:lineRule="auto" w:before="200" w:after="80"/>
       </w:pPr>
+      <w:r>
+        <w:rPr w:rFonts="맑은 고딕">
+          <w:rFonts w:ascii="맑은 고딕" w:hAnsi="맑은 고딕" w:eastAsia="맑은 고딕"/>
+          <w:b/>
+          <w:color w:val="1E3A8A"/>
+          <w:sz w:val="24"/>
+        </w:rPr>
+        <w:t>1. 음반 데이터</w:t>
+      </w:r>
+    </w:p>
+    <w:p>
+      <w:pPr>
+        <w:spacing w:line="324" w:lineRule="auto" w:after="80"/>
+      </w:pPr>
+      <w:r>
+        <w:rPr w:rFonts="맑은 고딕">
+          <w:rFonts w:ascii="맑은 고딕" w:hAnsi="맑은 고딕" w:eastAsia="맑은 고딕"/>
+          <w:b w:val="0"/>
+          <w:color w:val="6B7280"/>
+          <w:sz w:val="21"/>
+        </w:rPr>
+        <w:t xml:space="preserve">· </w:t>
+      </w:r>
+      <w:r>
+        <w:rPr w:rFonts="맑은 고딕">
+          <w:rFonts w:ascii="맑은 고딕" w:hAnsi="맑은 고딕" w:eastAsia="맑은 고딕"/>
+          <w:b/>
+          <w:color w:val="1F2937"/>
+          <w:sz w:val="21"/>
+        </w:rPr>
+        <w:t xml:space="preserve">앨범명: </w:t>
+      </w:r>
       <w:r>
         <w:rPr w:rFonts="맑은 고딕">
           <w:rFonts w:ascii="맑은 고딕" w:hAnsi="맑은 고딕" w:eastAsia="맑은 고딕"/>
           <w:b w:val="0"/>
           <w:sz w:val="21"/>
         </w:rPr>
-        <w:t>주디 콜린스의 가장 큰 음악적 매력은 '수정처럼 맑고 투명한 소프라노 보컬'과 시대의 시인들이 쓴 노랫말을 가장 완벽하게 재해석해내는 독보적인 표현력에 있습니다. 단순한 정통 포크에 머무르지 않고 오케스트라 편곡과 챔버 팝 요소를 적극적으로 도입하여 포크 음악의 스펙트럼을 격조 높게 확장시켰으며, 본 앨범은 그러한 그녀의 음악적 여정과 낭만이 가장 밀도 있게 축적된 결과물입니다.</w:t>
+        <w:t>The Best of</w:t>
       </w:r>
     </w:p>
     <w:p>
       <w:pPr>
-        <w:spacing w:line="312" w:lineRule="auto" w:after="120"/>
+        <w:spacing w:line="324" w:lineRule="auto" w:after="80"/>
       </w:pPr>
+      <w:r>
+        <w:rPr w:rFonts="맑은 고딕">
+          <w:rFonts w:ascii="맑은 고딕" w:hAnsi="맑은 고딕" w:eastAsia="맑은 고딕"/>
+          <w:b w:val="0"/>
+          <w:color w:val="6B7280"/>
+          <w:sz w:val="21"/>
+        </w:rPr>
+        <w:t xml:space="preserve">· </w:t>
+      </w:r>
+      <w:r>
+        <w:rPr w:rFonts="맑은 고딕">
+          <w:rFonts w:ascii="맑은 고딕" w:hAnsi="맑은 고딕" w:eastAsia="맑은 고딕"/>
+          <w:b/>
+          <w:color w:val="1F2937"/>
+          <w:sz w:val="21"/>
+        </w:rPr>
+        <w:t xml:space="preserve">아티스트: </w:t>
+      </w:r>
       <w:r>
         <w:rPr w:rFonts="맑은 고딕">
           <w:rFonts w:ascii="맑은 고딕" w:hAnsi="맑은 고딕" w:eastAsia="맑은 고딕"/>
           <w:b w:val="0"/>
           <w:sz w:val="21"/>
         </w:rPr>
-        <w:t>수록곡 하나하나가 음악사에 남을 명곡들로 채워져 있습니다. 조니 미첼(Joni Mitchell)이 만든 위대한 명곡 "Both Sides Now"는 주디 콜린스의 청아한 목소리로 재탄생하여 그녀에게 그래미상을 안겨준 대표곡이며, 팝 역사상 가장 아름다운 성가 해석으로 꼽히는 "Amazing Grace"는 아카펠라 스타일의 풍성한 화음과 결합하여 깊은 울림과 영적 위로를 전합니다. 또한 레너드 코언(Leonard Cohen)의 시적 세계를 세상에 알린 "Suzanne", 페어포트 컨벤션의 샌디 데니 곡을 감성적으로 승화시킨 "Who Knows Where the Time Goes" 등은 타의 추종을 불허하는 그녀의 곡 해석 능력을 잘 보여줍니다.</w:t>
+        <w:t>Judy Collins (주디 콜린스)</w:t>
       </w:r>
     </w:p>
     <w:p>
       <w:pPr>
-        <w:spacing w:line="312" w:lineRule="auto" w:after="120"/>
+        <w:spacing w:line="324" w:lineRule="auto" w:after="80"/>
       </w:pPr>
+      <w:r>
+        <w:rPr w:rFonts="맑은 고딕">
+          <w:rFonts w:ascii="맑은 고딕" w:hAnsi="맑은 고딕" w:eastAsia="맑은 고딕"/>
+          <w:b w:val="0"/>
+          <w:color w:val="6B7280"/>
+          <w:sz w:val="21"/>
+        </w:rPr>
+        <w:t xml:space="preserve">· </w:t>
+      </w:r>
+      <w:r>
+        <w:rPr w:rFonts="맑은 고딕">
+          <w:rFonts w:ascii="맑은 고딕" w:hAnsi="맑은 고딕" w:eastAsia="맑은 고딕"/>
+          <w:b/>
+          <w:color w:val="1F2937"/>
+          <w:sz w:val="21"/>
+        </w:rPr>
+        <w:t xml:space="preserve">발매 정보: </w:t>
+      </w:r>
       <w:r>
         <w:rPr w:rFonts="맑은 고딕">
           <w:rFonts w:ascii="맑은 고딕" w:hAnsi="맑은 고딕" w:eastAsia="맑은 고딕"/>
           <w:b w:val="0"/>
           <w:sz w:val="21"/>
         </w:rPr>
-        <w:t>이 LP는 단순히 히트곡을 모아놓은 모음집을 넘어, 1960~70년대 미국 컨템포러리 포크 음악이 도달했던 가장 지적인 서정성과 예술성을 증명하는 음반입니다. 따뜻한 아날로그 LP 질감으로 울려 퍼지는 주디 콜린스의 맑고 기품 있는 음성은 청자에게 시공간을 초월한 깊은 안식과 감동을 선사할 것입니다.</w:t>
+        <w:t>1960년대와 70년대 포크 및 포크 록의 르네상스를 이끌었던 일렉트라(Elektra) 레코드 시절의 핵심 명곡들을 집대성하여 발매된 정통 베스트 컴필레이션 앨범입니다.</w:t>
+      </w:r>
+    </w:p>
+    <w:p>
+      <w:pPr>
+        <w:spacing w:line="324" w:lineRule="auto" w:after="80"/>
+      </w:pPr>
+      <w:r>
+        <w:rPr w:rFonts="맑은 고딕">
+          <w:rFonts w:ascii="맑은 고딕" w:hAnsi="맑은 고딕" w:eastAsia="맑은 고딕"/>
+          <w:b w:val="0"/>
+          <w:color w:val="6B7280"/>
+          <w:sz w:val="21"/>
+        </w:rPr>
+        <w:t xml:space="preserve">· </w:t>
+      </w:r>
+      <w:r>
+        <w:rPr w:rFonts="맑은 고딕">
+          <w:rFonts w:ascii="맑은 고딕" w:hAnsi="맑은 고딕" w:eastAsia="맑은 고딕"/>
+          <w:b/>
+          <w:color w:val="1F2937"/>
+          <w:sz w:val="21"/>
+        </w:rPr>
+        <w:t xml:space="preserve">LP 인기도(판매량): </w:t>
+      </w:r>
+      <w:r>
+        <w:rPr w:rFonts="맑은 고딕">
+          <w:rFonts w:ascii="맑은 고딕" w:hAnsi="맑은 고딕" w:eastAsia="맑은 고딕"/>
+          <w:b w:val="0"/>
+          <w:sz w:val="21"/>
+        </w:rPr>
+        <w:t>발매 직후 빌보드 앨범 차트 상위권에 안착하였으며, 전미 음반 산업 협회(RIAA) 골드 및 플래티넘 인증을 획득하며 평단과 대중 모두에게 뜨거운 찬사를 받았습니다.</w:t>
+      </w:r>
+    </w:p>
+    <w:p>
+      <w:pPr>
+        <w:spacing w:line="324" w:lineRule="auto" w:after="80"/>
+      </w:pPr>
+      <w:r>
+        <w:rPr w:rFonts="맑은 고딕">
+          <w:rFonts w:ascii="맑은 고딕" w:hAnsi="맑은 고딕" w:eastAsia="맑은 고딕"/>
+          <w:b w:val="0"/>
+          <w:color w:val="6B7280"/>
+          <w:sz w:val="21"/>
+        </w:rPr>
+        <w:t xml:space="preserve">· </w:t>
+      </w:r>
+      <w:r>
+        <w:rPr w:rFonts="맑은 고딕">
+          <w:rFonts w:ascii="맑은 고딕" w:hAnsi="맑은 고딕" w:eastAsia="맑은 고딕"/>
+          <w:b/>
+          <w:color w:val="1F2937"/>
+          <w:sz w:val="21"/>
+        </w:rPr>
+        <w:t xml:space="preserve">각종 수상경력: </w:t>
+      </w:r>
+      <w:r>
+        <w:rPr w:rFonts="맑은 고딕">
+          <w:rFonts w:ascii="맑은 고딕" w:hAnsi="맑은 고딕" w:eastAsia="맑은 고딕"/>
+          <w:b w:val="0"/>
+          <w:sz w:val="21"/>
+        </w:rPr>
+        <w:t>수록곡 'Both Sides Now'를 통해 제11회 그래미 어워드 '최우수 포크 퍼포먼스(Best Folk Performance)' 상을 수상하였으며, 앨범에 담긴 주요 명곡들이 그래미 명예의 전당 및 역사적 명곡 반열에 올랐습니다.</w:t>
+      </w:r>
+    </w:p>
+    <w:p>
+      <w:pPr>
+        <w:spacing w:line="324" w:lineRule="auto" w:before="200" w:after="80"/>
+      </w:pPr>
+      <w:r>
+        <w:rPr w:rFonts="맑은 고딕">
+          <w:rFonts w:ascii="맑은 고딕" w:hAnsi="맑은 고딕" w:eastAsia="맑은 고딕"/>
+          <w:b/>
+          <w:color w:val="1E3A8A"/>
+          <w:sz w:val="24"/>
+        </w:rPr>
+        <w:t>2. 아티스트 정보</w:t>
+      </w:r>
+    </w:p>
+    <w:p>
+      <w:pPr>
+        <w:spacing w:line="324" w:lineRule="auto" w:after="80"/>
+      </w:pPr>
+      <w:r>
+        <w:rPr w:rFonts="맑은 고딕">
+          <w:rFonts w:ascii="맑은 고딕" w:hAnsi="맑은 고딕" w:eastAsia="맑은 고딕"/>
+          <w:b w:val="0"/>
+          <w:color w:val="6B7280"/>
+          <w:sz w:val="21"/>
+        </w:rPr>
+        <w:t xml:space="preserve">· </w:t>
+      </w:r>
+      <w:r>
+        <w:rPr w:rFonts="맑은 고딕">
+          <w:rFonts w:ascii="맑은 고딕" w:hAnsi="맑은 고딕" w:eastAsia="맑은 고딕"/>
+          <w:b/>
+          <w:color w:val="1F2937"/>
+          <w:sz w:val="21"/>
+        </w:rPr>
+        <w:t xml:space="preserve">국적: </w:t>
+      </w:r>
+      <w:r>
+        <w:rPr w:rFonts="맑은 고딕">
+          <w:rFonts w:ascii="맑은 고딕" w:hAnsi="맑은 고딕" w:eastAsia="맑은 고딕"/>
+          <w:b w:val="0"/>
+          <w:sz w:val="21"/>
+        </w:rPr>
+        <w:t>미국 (미국 워싱턴 D.C. 출생)</w:t>
+      </w:r>
+    </w:p>
+    <w:p>
+      <w:pPr>
+        <w:spacing w:line="324" w:lineRule="auto" w:after="80"/>
+      </w:pPr>
+      <w:r>
+        <w:rPr w:rFonts="맑은 고딕">
+          <w:rFonts w:ascii="맑은 고딕" w:hAnsi="맑은 고딕" w:eastAsia="맑은 고딕"/>
+          <w:b w:val="0"/>
+          <w:color w:val="6B7280"/>
+          <w:sz w:val="21"/>
+        </w:rPr>
+        <w:t xml:space="preserve">· </w:t>
+      </w:r>
+      <w:r>
+        <w:rPr w:rFonts="맑은 고딕">
+          <w:rFonts w:ascii="맑은 고딕" w:hAnsi="맑은 고딕" w:eastAsia="맑은 고딕"/>
+          <w:b/>
+          <w:color w:val="1F2937"/>
+          <w:sz w:val="21"/>
+        </w:rPr>
+        <w:t xml:space="preserve">생몰년도: </w:t>
+      </w:r>
+      <w:r>
+        <w:rPr w:rFonts="맑은 고딕">
+          <w:rFonts w:ascii="맑은 고딕" w:hAnsi="맑은 고딕" w:eastAsia="맑은 고딕"/>
+          <w:b w:val="0"/>
+          <w:sz w:val="21"/>
+        </w:rPr>
+        <w:t>1939년 5월 1일 출생 (현재 생존)</w:t>
+      </w:r>
+    </w:p>
+    <w:p>
+      <w:pPr>
+        <w:spacing w:line="324" w:lineRule="auto" w:after="80"/>
+      </w:pPr>
+      <w:r>
+        <w:rPr w:rFonts="맑은 고딕">
+          <w:rFonts w:ascii="맑은 고딕" w:hAnsi="맑은 고딕" w:eastAsia="맑은 고딕"/>
+          <w:b w:val="0"/>
+          <w:color w:val="6B7280"/>
+          <w:sz w:val="21"/>
+        </w:rPr>
+        <w:t xml:space="preserve">· </w:t>
+      </w:r>
+      <w:r>
+        <w:rPr w:rFonts="맑은 고딕">
+          <w:rFonts w:ascii="맑은 고딕" w:hAnsi="맑은 고딕" w:eastAsia="맑은 고딕"/>
+          <w:b/>
+          <w:color w:val="1F2937"/>
+          <w:sz w:val="21"/>
+        </w:rPr>
+        <w:t xml:space="preserve">그룹 소속: </w:t>
+      </w:r>
+      <w:r>
+        <w:rPr w:rFonts="맑은 고딕">
+          <w:rFonts w:ascii="맑은 고딕" w:hAnsi="맑은 고딕" w:eastAsia="맑은 고딕"/>
+          <w:b w:val="0"/>
+          <w:sz w:val="21"/>
+        </w:rPr>
+        <w:t>솔로</w:t>
+      </w:r>
+    </w:p>
+    <w:p>
+      <w:pPr>
+        <w:spacing w:line="324" w:lineRule="auto" w:after="80"/>
+      </w:pPr>
+      <w:r>
+        <w:rPr w:rFonts="맑은 고딕">
+          <w:rFonts w:ascii="맑은 고딕" w:hAnsi="맑은 고딕" w:eastAsia="맑은 고딕"/>
+          <w:b w:val="0"/>
+          <w:color w:val="6B7280"/>
+          <w:sz w:val="21"/>
+        </w:rPr>
+        <w:t xml:space="preserve">· </w:t>
+      </w:r>
+      <w:r>
+        <w:rPr w:rFonts="맑은 고딕">
+          <w:rFonts w:ascii="맑은 고딕" w:hAnsi="맑은 고딕" w:eastAsia="맑은 고딕"/>
+          <w:b/>
+          <w:color w:val="1F2937"/>
+          <w:sz w:val="21"/>
+        </w:rPr>
+        <w:t xml:space="preserve">아티스트 소개: </w:t>
+      </w:r>
+      <w:r>
+        <w:rPr w:rFonts="맑은 고딕">
+          <w:rFonts w:ascii="맑은 고딕" w:hAnsi="맑은 고딕" w:eastAsia="맑은 고딕"/>
+          <w:b w:val="0"/>
+          <w:sz w:val="21"/>
+        </w:rPr>
+        <w:t>주디 콜린스는 클래식 피아노로 다져진 탄탄한 음악적 소양과 천상의 맑고 청아한 소프라노 음색을 결합하여 현대 포크 음악의 지평을 넓힌 전설적인 여성 보컬리스트입니다. 조니 미첼, 레너드 코언 등 당대 탁월한 싱어송라이터들의 숨겨진 문학적 명곡들을 가장 완벽하게 해석하여 세상에 널리 알린 탁월한 혜안의 해석가이자 음악적 메신저였습니다. 시대를 관통하는 지성과 인간애를 음악에 담아내며 반세기가 넘도록 미국 대중음악사에서 가장 격조 높은 보컬 아티스트 중 한 명으로 추앙받고 있습니다.</w:t>
+      </w:r>
+    </w:p>
+    <w:p>
+      <w:pPr>
+        <w:spacing w:line="324" w:lineRule="auto" w:before="200" w:after="80"/>
+      </w:pPr>
+      <w:r>
+        <w:rPr w:rFonts="맑은 고딕">
+          <w:rFonts w:ascii="맑은 고딕" w:hAnsi="맑은 고딕" w:eastAsia="맑은 고딕"/>
+          <w:b/>
+          <w:color w:val="1E3A8A"/>
+          <w:sz w:val="24"/>
+        </w:rPr>
+        <w:t>3. 음반 상세 분석</w:t>
+      </w:r>
+    </w:p>
+    <w:p>
+      <w:pPr>
+        <w:spacing w:line="324" w:lineRule="auto" w:after="80"/>
+      </w:pPr>
+      <w:r>
+        <w:rPr w:rFonts="맑은 고딕">
+          <w:rFonts w:ascii="맑은 고딕" w:hAnsi="맑은 고딕" w:eastAsia="맑은 고딕"/>
+          <w:b w:val="0"/>
+          <w:color w:val="6B7280"/>
+          <w:sz w:val="21"/>
+        </w:rPr>
+        <w:t xml:space="preserve">· </w:t>
+      </w:r>
+      <w:r>
+        <w:rPr w:rFonts="맑은 고딕">
+          <w:rFonts w:ascii="맑은 고딕" w:hAnsi="맑은 고딕" w:eastAsia="맑은 고딕"/>
+          <w:b/>
+          <w:color w:val="1F2937"/>
+          <w:sz w:val="21"/>
+        </w:rPr>
+        <w:t xml:space="preserve">역사적 위치: </w:t>
+      </w:r>
+      <w:r>
+        <w:rPr w:rFonts="맑은 고딕">
+          <w:rFonts w:ascii="맑은 고딕" w:hAnsi="맑은 고딕" w:eastAsia="맑은 고딕"/>
+          <w:b w:val="0"/>
+          <w:sz w:val="21"/>
+        </w:rPr>
+        <w:t>포크가 단순한 통기타 반주의 저항 가요에 머무르지 않고, 실내악적 챔버 팝과 클래식 오케스트레이션을 품은 고품격 예술로 진화했음을 증명하는 음악사적 이정표입니다. 조니 미첼이 쓴 'Both Sides Now'와 전통 성가 'Amazing Grace'를 전 세계인의 가슴에 영원히 각인시킨 결정적 음반이자, 포크와 팝, 클래식의 완벽한 융합을 보여줍니다.</w:t>
+      </w:r>
+    </w:p>
+    <w:p>
+      <w:pPr>
+        <w:spacing w:line="324" w:lineRule="auto" w:after="80"/>
+      </w:pPr>
+      <w:r>
+        <w:rPr w:rFonts="맑은 고딕">
+          <w:rFonts w:ascii="맑은 고딕" w:hAnsi="맑은 고딕" w:eastAsia="맑은 고딕"/>
+          <w:b w:val="0"/>
+          <w:color w:val="6B7280"/>
+          <w:sz w:val="21"/>
+        </w:rPr>
+        <w:t xml:space="preserve">· </w:t>
+      </w:r>
+      <w:r>
+        <w:rPr w:rFonts="맑은 고딕">
+          <w:rFonts w:ascii="맑은 고딕" w:hAnsi="맑은 고딕" w:eastAsia="맑은 고딕"/>
+          <w:b/>
+          <w:color w:val="1F2937"/>
+          <w:sz w:val="21"/>
+        </w:rPr>
+        <w:t xml:space="preserve">시대의 흔적(스토리텔링): </w:t>
+      </w:r>
+      <w:r>
+        <w:rPr w:rFonts="맑은 고딕">
+          <w:rFonts w:ascii="맑은 고딕" w:hAnsi="맑은 고딕" w:eastAsia="맑은 고딕"/>
+          <w:b w:val="0"/>
+          <w:sz w:val="21"/>
+        </w:rPr>
+        <w:t>베트남 전쟁과 사회적 격변으로 혼란스러웠던 1960~70년대, 방황하던 청춘들에게 그녀의 목소리는 분노를 가라앉히고 영혼을 정화하는 따스한 구원의 쉼터였습니다. 아카펠라로 서서히 피어올라 합창으로 장엄하게 번져가는 'Amazing Grace'는 당시 사회적 상처를 치유하던 희망의 송가였으며, 당대 청년 문화의 가장 숭고한 정서적 온기를 품고 있습니다.</w:t>
+      </w:r>
+    </w:p>
+    <w:p>
+      <w:pPr>
+        <w:spacing w:line="324" w:lineRule="auto" w:before="200" w:after="80"/>
+      </w:pPr>
+      <w:r>
+        <w:rPr w:rFonts="맑은 고딕">
+          <w:rFonts w:ascii="맑은 고딕" w:hAnsi="맑은 고딕" w:eastAsia="맑은 고딕"/>
+          <w:b/>
+          <w:color w:val="1E3A8A"/>
+          <w:sz w:val="24"/>
+        </w:rPr>
+        <w:t>4. 주요 수록곡 및 감상 제언</w:t>
+      </w:r>
+    </w:p>
+    <w:p>
+      <w:pPr>
+        <w:spacing w:line="324" w:lineRule="auto" w:after="80"/>
+      </w:pPr>
+      <w:r>
+        <w:rPr w:rFonts="맑은 고딕">
+          <w:rFonts w:ascii="맑은 고딕" w:hAnsi="맑은 고딕" w:eastAsia="맑은 고딕"/>
+          <w:b w:val="0"/>
+          <w:color w:val="6B7280"/>
+          <w:sz w:val="21"/>
+        </w:rPr>
+        <w:t xml:space="preserve">· </w:t>
+      </w:r>
+      <w:r>
+        <w:rPr w:rFonts="맑은 고딕">
+          <w:rFonts w:ascii="맑은 고딕" w:hAnsi="맑은 고딕" w:eastAsia="맑은 고딕"/>
+          <w:b/>
+          <w:color w:val="1F2937"/>
+          <w:sz w:val="21"/>
+        </w:rPr>
+        <w:t xml:space="preserve">주요 수록곡 특징: </w:t>
+      </w:r>
+      <w:r>
+        <w:rPr w:rFonts="맑은 고딕">
+          <w:rFonts w:ascii="맑은 고딕" w:hAnsi="맑은 고딕" w:eastAsia="맑은 고딕"/>
+          <w:b w:val="0"/>
+          <w:sz w:val="21"/>
+        </w:rPr>
+        <w:t>삶의 명암을 투명한 시선으로 조망하는 불후의 명곡 'Both Sides Now', 무반주 솔로로 시작하여 웅장한 영적 울림으로 승화되는 'Amazing Grace', 서정적인 멜로디 속에 깊은 애수를 담아낸 'Someday Soon', 그리고 음유시인 레너드 코언의 시적 세계를 물안개처럼 신비롭게 그려낸 'Suzanne' 등 한 곡 한 곡이 독보적인 서정미를 자랑합니다.</w:t>
+      </w:r>
+    </w:p>
+    <w:p>
+      <w:pPr>
+        <w:spacing w:line="324" w:lineRule="auto" w:after="80"/>
+      </w:pPr>
+      <w:r>
+        <w:rPr w:rFonts="맑은 고딕">
+          <w:rFonts w:ascii="맑은 고딕" w:hAnsi="맑은 고딕" w:eastAsia="맑은 고딕"/>
+          <w:b w:val="0"/>
+          <w:color w:val="6B7280"/>
+          <w:sz w:val="21"/>
+        </w:rPr>
+        <w:t xml:space="preserve">· </w:t>
+      </w:r>
+      <w:r>
+        <w:rPr w:rFonts="맑은 고딕">
+          <w:rFonts w:ascii="맑은 고딕" w:hAnsi="맑은 고딕" w:eastAsia="맑은 고딕"/>
+          <w:b/>
+          <w:color w:val="1F2937"/>
+          <w:sz w:val="21"/>
+        </w:rPr>
+        <w:t xml:space="preserve">빈티지 감상 제언: </w:t>
+      </w:r>
+      <w:r>
+        <w:rPr w:rFonts="맑은 고딕">
+          <w:rFonts w:ascii="맑은 고딕" w:hAnsi="맑은 고딕" w:eastAsia="맑은 고딕"/>
+          <w:b w:val="0"/>
+          <w:sz w:val="21"/>
+        </w:rPr>
+        <w:t>진공관 앰프 특유의 포근한 배음과 아날로그 턴테이블의 섬세한 트래킹을 통해 감상할 때 주디 콜린스 음성의 진가가 드러납니다. 디지털 음원에서는 자칫 차갑게 느껴질 수 있는 고음역의 크리스털 보컬이 LP의 그루브를 거치며 부드럽고 온화한 질감으로 피어나며, 실내악 현악기들과 어우러지는 어쿠스틱 잔향은 마치 눈앞에서 클래식 챔버 앙상블이 연주하는 듯한 생생한 임장감을 선사합니다.</w:t>
+      </w:r>
+    </w:p>
+    <w:p>
+      <w:pPr>
+        <w:spacing w:line="324" w:lineRule="auto" w:after="80"/>
+      </w:pPr>
+      <w:r>
+        <w:rPr w:rFonts="맑은 고딕">
+          <w:rFonts w:ascii="맑은 고딕" w:hAnsi="맑은 고딕" w:eastAsia="맑은 고딕"/>
+          <w:b w:val="0"/>
+          <w:color w:val="6B7280"/>
+          <w:sz w:val="21"/>
+        </w:rPr>
+        <w:t xml:space="preserve">· </w:t>
+      </w:r>
+      <w:r>
+        <w:rPr w:rFonts="맑은 고딕">
+          <w:rFonts w:ascii="맑은 고딕" w:hAnsi="맑은 고딕" w:eastAsia="맑은 고딕"/>
+          <w:b/>
+          <w:color w:val="1F2937"/>
+          <w:sz w:val="21"/>
+        </w:rPr>
+        <w:t xml:space="preserve">소장 가치: </w:t>
+      </w:r>
+      <w:r>
+        <w:rPr w:rFonts="맑은 고딕">
+          <w:rFonts w:ascii="맑은 고딕" w:hAnsi="맑은 고딕" w:eastAsia="맑은 고딕"/>
+          <w:b w:val="0"/>
+          <w:sz w:val="21"/>
+        </w:rPr>
+        <w:t>1960~70년대 포크 르네상스의 가장 순결한 정점을 물리적 음반으로 간직할 수 있는 소중한 유산입니다. 팝과 클래식의 경계를 우아하게 허문 기념비적 명곡들이 한 장의 바이닐에 완벽하게 응축되어 있어, 아날로그 오디오 애호가라면 반드시 음반 라이브러리의 중심에 갖추어야 할 필청 소장반입니다.</w:t>
+      </w:r>
+    </w:p>
+    <w:p>
+      <w:pPr>
+        <w:spacing w:line="324" w:lineRule="auto" w:after="120" w:before="160"/>
+      </w:pPr>
+      <w:r>
+        <w:rPr w:rFonts="맑은 고딕">
+          <w:rFonts w:ascii="맑은 고딕" w:hAnsi="맑은 고딕" w:eastAsia="맑은 고딕"/>
+          <w:b/>
+          <w:color w:val="4338CA"/>
+          <w:sz w:val="21"/>
+        </w:rPr>
+        <w:t>이 음반을 통해 아날로그 바늘 끝에서 맑은 이슬처럼 피어나는 주디 콜린스의 청아한 음성이 전해주는 감동을 다시 한번 경험해 보시는 것은 어떨까요?</w:t>
       </w:r>
     </w:p>
     <w:sectPr>
       <w:pgSz w:w="12240" w:h="15840"/>
-      <w:pgMar w:top="1440" w:right="1440" w:bottom="1440" w:left="1440" w:header="720" w:footer="720" w:gutter="0"/>
+      <w:pgMar w:top="1152" w:right="1296" w:bottom="1152" w:left="1296" w:header="720" w:footer="720" w:gutter="0"/>
       <w:cols w:space="720"/>
       <w:docGrid w:linePitch="360"/>
     </w:sectPr>

--- a/word_reports/LP_0198_위치_372_Judy Collins_The Best of.docx
+++ b/word_reports/LP_0198_위치_372_Judy Collins_The Best of.docx
@@ -32,7 +32,7 @@
     </w:p>
     <w:p>
       <w:pPr>
-        <w:spacing w:line="324" w:lineRule="auto" w:before="80" w:after="160"/>
+        <w:spacing w:line="324" w:lineRule="auto" w:before="80" w:after="120"/>
       </w:pPr>
       <w:r>
         <w:rPr w:rFonts="맑은 고딕">
@@ -42,13 +42,6 @@
           <w:sz w:val="22"/>
         </w:rPr>
         <w:t xml:space="preserve">[음반 소개] </w:t>
-      </w:r>
-      <w:r>
-        <w:rPr w:rFonts="맑은 고딕">
-          <w:rFonts w:ascii="맑은 고딕" w:hAnsi="맑은 고딕" w:eastAsia="맑은 고딕"/>
-          <w:b w:val="0"/>
-          <w:sz w:val="21"/>
-        </w:rPr>
       </w:r>
     </w:p>
     <w:p>
@@ -61,7 +54,33 @@
           <w:b w:val="0"/>
           <w:sz w:val="21"/>
         </w:rPr>
-        <w:t>티 없이 맑은 새벽안개 속에서 피어오르는 청아한 종소리처럼, 주디 콜린스의 음성은 반세기가 넘는 시간 동안 지친 영혼들을 어루만져 온 순결한 은총이었습니다. 포크의 소박한 토양 위에 클래식의 우아한 기품과 문학적 서정성을 덧입힌 그녀의 음악은 당대 포크 리바이벌 운동의 정점을 가장 아름다운 예술적 경지로 끌어올렸습니다. 본 음반은 음유시인들의 시심(詩心)을 가장 투명한 크리스털 보이스로 빚어낸 그녀의 황금기 정수를 오롯이 응축하고 있는 기념비적인 명반입니다. 턴테이블의 바늘 끝을 타고 흐르는 그녀의 서정은 시대를 초월하여 오늘날에도 우리 마음 깊은 곳에 잊히지 않는 순수한 울림을 선사합니다.</w:t>
+        <w:t>1960년대 미국 음악계가 격동의 포크 리바이벌과 반문화 운동의 물결로 소용돌이치던 시절, 주디 콜린스(Judy Collins)의 목소리는 혼란한 시대를 비추는 순백의 등대와도 같았습니다. 클래식 피아노를 수학하며 체득한 엄격한 음악적 기품과 포크의 흙냄새 짙은 서정성을 동시에 품어낸 그녀는, 단순한 통기타 가수를 넘어 시(詩)를 영혼의 소리로 길어 올리는 진정한 음유시인이었습니다. 1969년 일렉트라(Elektra) 레이블을 통해 발매된 본작 [The Best of Judy Collins]는 그녀가 1960년대 내내 직조해 온 눈부신 예술적 여정의 정수를 오롯이 집대성한 불멸의 명반입니다.</w:t>
+      </w:r>
+    </w:p>
+    <w:p>
+      <w:pPr>
+        <w:spacing w:line="324" w:lineRule="auto" w:after="120"/>
+      </w:pPr>
+      <w:r>
+        <w:rPr w:rFonts="맑은 고딕">
+          <w:rFonts w:ascii="맑은 고딕" w:hAnsi="맑은 고딕" w:eastAsia="맑은 고딕"/>
+          <w:b w:val="0"/>
+          <w:sz w:val="21"/>
+        </w:rPr>
+        <w:t>이 음반은 주디 콜린스라는 위대한 해석자가 당대 미완의 보석처럼 숨겨져 있던 송라이터들을 세상에 어떻게 각인시켰는지를 웅변합니다. 그녀는 아직 대중에게 낯설었던 조니 미첼(Joni Mitchell)의 손을 잡아 이끌었고, 방황하던 음유시인 레너드 코언(Leonard Cohen)의 시어에 생명력을 불어넣었으며, 밥 딜런(Bob Dylan)의 저항 의식을 우아한 비장미로 승화시켰습니다. 아울러 체임버 오케스트레이션과 세련된 클래식 편곡을 포크에 과감히 융합함으로써 포크 록과 챔버 팝의 새로운 지평을 열어젖힌 그녀의 예술적 혜안이 수록곡 전반에 걸쳐 유려하게 흐릅니다.</w:t>
+      </w:r>
+    </w:p>
+    <w:p>
+      <w:pPr>
+        <w:spacing w:line="324" w:lineRule="auto" w:after="120"/>
+      </w:pPr>
+      <w:r>
+        <w:rPr w:rFonts="맑은 고딕">
+          <w:rFonts w:ascii="맑은 고딕" w:hAnsi="맑은 고딕" w:eastAsia="맑은 고딕"/>
+          <w:b w:val="0"/>
+          <w:sz w:val="21"/>
+        </w:rPr>
+        <w:t>주디 콜린스가 음악을 통해 전하고자 했던 궁극의 메시지는 상처받은 영혼을 향한 치유와 인간 실존에 대한 깊은 관조였습니다. 그녀의 맑고 티 없는 소프라노는 때로는 새벽안개처럼 시리도록 시리며, 때로는 저녁 노을처럼 가슴 벅찬 온기로 듣는 이를 감쌉니다. 세월의 풍파 속에서도 결코 바래지 않는 그녀의 음성은 한 시대를 풍미한 청춘의 방황과 고뇌, 그리고 사랑과 연대의 순간들을 고스란히 담아내며 반세기가 지난 오늘날에도 여전히 마르지 않는 감동의 샘으로 남아 있습니다.</w:t>
       </w:r>
     </w:p>
     <w:p>
@@ -168,7 +187,7 @@
           <w:b w:val="0"/>
           <w:sz w:val="21"/>
         </w:rPr>
-        <w:t>1960년대와 70년대 포크 및 포크 록의 르네상스를 이끌었던 일렉트라(Elektra) 레코드 시절의 핵심 명곡들을 집대성하여 발매된 정통 베스트 컴필레이션 앨범입니다.</w:t>
+        <w:t>1969년 Elektra Records 발매. 1960년대 주디 콜린스가 발표한 걸작 앨범들([In My Life], [Wildflowers] 등)에서 가장 문학적 완성도가 높은 대표작들을 엄선하여 정규 앨범 이상의 유기적 미학을 완성한 기념비적 베스트 음반입니다.</w:t>
       </w:r>
     </w:p>
     <w:p>
@@ -199,7 +218,7 @@
           <w:b w:val="0"/>
           <w:sz w:val="21"/>
         </w:rPr>
-        <w:t>발매 직후 빌보드 앨범 차트 상위권에 안착하였으며, 전미 음반 산업 협회(RIAA) 골드 및 플래티넘 인증을 획득하며 평단과 대중 모두에게 뜨거운 찬사를 받았습니다.</w:t>
+        <w:t>발매 직후 미국 빌보드 200 앨범 차트 5위까지 오르며 공전의 히트를 기록하였고, 전미음반산업협회(RIAA)로부터 플래티넘(100만 장 이상 판매) 인증을 획득하며 대중성과 예술성을 동시에 인정받았습니다.</w:t>
       </w:r>
     </w:p>
     <w:p>
@@ -230,7 +249,7 @@
           <w:b w:val="0"/>
           <w:sz w:val="21"/>
         </w:rPr>
-        <w:t>수록곡 'Both Sides Now'를 통해 제11회 그래미 어워드 '최우수 포크 퍼포먼스(Best Folk Performance)' 상을 수상하였으며, 앨범에 담긴 주요 명곡들이 그래미 명예의 전당 및 역사적 명곡 반열에 올랐습니다.</w:t>
+        <w:t>수록곡 'Both Sides, Now'를 통해 제11회 그래미 어워드(1969년) '최우수 포크 퍼포먼스(Best Folk Performance)' 상을 수상하며 음악적 권위의 정점에 올랐습니다.</w:t>
       </w:r>
     </w:p>
     <w:p>
@@ -275,7 +294,7 @@
           <w:b w:val="0"/>
           <w:sz w:val="21"/>
         </w:rPr>
-        <w:t>미국 (미국 워싱턴 D.C. 출생)</w:t>
+        <w:t>미국 (USA)</w:t>
       </w:r>
     </w:p>
     <w:p>
@@ -306,7 +325,7 @@
           <w:b w:val="0"/>
           <w:sz w:val="21"/>
         </w:rPr>
-        <w:t>1939년 5월 1일 출생 (현재 생존)</w:t>
+        <w:t>1939년 5월 1일 출생 ~ 현재</w:t>
       </w:r>
     </w:p>
     <w:p>
@@ -337,7 +356,7 @@
           <w:b w:val="0"/>
           <w:sz w:val="21"/>
         </w:rPr>
-        <w:t>솔로</w:t>
+        <w:t>솔로 (Solo)</w:t>
       </w:r>
     </w:p>
     <w:p>
@@ -368,7 +387,7 @@
           <w:b w:val="0"/>
           <w:sz w:val="21"/>
         </w:rPr>
-        <w:t>주디 콜린스는 클래식 피아노로 다져진 탄탄한 음악적 소양과 천상의 맑고 청아한 소프라노 음색을 결합하여 현대 포크 음악의 지평을 넓힌 전설적인 여성 보컬리스트입니다. 조니 미첼, 레너드 코언 등 당대 탁월한 싱어송라이터들의 숨겨진 문학적 명곡들을 가장 완벽하게 해석하여 세상에 널리 알린 탁월한 혜안의 해석가이자 음악적 메신저였습니다. 시대를 관통하는 지성과 인간애를 음악에 담아내며 반세기가 넘도록 미국 대중음악사에서 가장 격조 높은 보컬 아티스트 중 한 명으로 추앙받고 있습니다.</w:t>
+        <w:t>수정처럼 맑고 우아한 벨칸토 창법의 하이 소프라노 음색으로 정통 포크와 클래식 챔버 팝의 경계를 허문 미국 대중음악의 살아있는 전설입니다. 뛰어난 가창력뿐만 아니라 조니 미첼, 레너드 코언 등 위대한 시인적 작곡가들을 발굴하여 대중음악사에 헌정한 탁월한 혜안의 아티스트로 평가받습니다.</w:t>
       </w:r>
     </w:p>
     <w:p>
@@ -413,7 +432,7 @@
           <w:b w:val="0"/>
           <w:sz w:val="21"/>
         </w:rPr>
-        <w:t>포크가 단순한 통기타 반주의 저항 가요에 머무르지 않고, 실내악적 챔버 팝과 클래식 오케스트레이션을 품은 고품격 예술로 진화했음을 증명하는 음악사적 이정표입니다. 조니 미첼이 쓴 'Both Sides Now'와 전통 성가 'Amazing Grace'를 전 세계인의 가슴에 영원히 각인시킨 결정적 음반이자, 포크와 팝, 클래식의 완벽한 융합을 보여줍니다.</w:t>
+        <w:t>포크 음악이 단순한 어쿠스틱 저항 가요에 머무르지 않고, 현악 오케스트레이션과 문학적 내면성을 결합한 ‘아트 팝(Art Pop)’으로 진화하는 과정을 가장 완벽하게 증명한 역사적 텍스트입니다. 1960년대 후반 팝 음악의 지적·음악적 품격을 한 단계 끌어올린 걸작으로 기록됩니다.</w:t>
       </w:r>
     </w:p>
     <w:p>
@@ -444,7 +463,7 @@
           <w:b w:val="0"/>
           <w:sz w:val="21"/>
         </w:rPr>
-        <w:t>베트남 전쟁과 사회적 격변으로 혼란스러웠던 1960~70년대, 방황하던 청춘들에게 그녀의 목소리는 분노를 가라앉히고 영혼을 정화하는 따스한 구원의 쉼터였습니다. 아카펠라로 서서히 피어올라 합창으로 장엄하게 번져가는 'Amazing Grace'는 당시 사회적 상처를 치유하던 희망의 송가였으며, 당대 청년 문화의 가장 숭고한 정서적 온기를 품고 있습니다.</w:t>
+        <w:t>베트남 전쟁과 인권 운동으로 갈등과 격동이 극에 달했던 1960년대 말, 주디 콜린스의 서정은 상처 입은 청춘들에게 가장 순수한 형태의 도피처이자 치유의 성소였습니다. 청년 문화의 자유와 낭만, 시대의 아픔을 투영한 그녀의 노래는 당대 젊은이들의 가슴속에 깊은 위안의 촛불을 밝혔습니다.</w:t>
       </w:r>
     </w:p>
     <w:p>
@@ -489,7 +508,7 @@
           <w:b w:val="0"/>
           <w:sz w:val="21"/>
         </w:rPr>
-        <w:t>삶의 명암을 투명한 시선으로 조망하는 불후의 명곡 'Both Sides Now', 무반주 솔로로 시작하여 웅장한 영적 울림으로 승화되는 'Amazing Grace', 서정적인 멜로디 속에 깊은 애수를 담아낸 'Someday Soon', 그리고 음유시인 레너드 코언의 시적 세계를 물안개처럼 신비롭게 그려낸 'Suzanne' 등 한 곡 한 곡이 독보적인 서정미를 자랑합니다.</w:t>
+        <w:t>조니 미첼 특유의 철학적 인생관을 청명한 오케스트라 선율과 하프시코드 반주로 화려하게 꽃피워 낸 불멸의 명곡 'Both Sides, Now', 레너드 코언의 신비주의적 시 세계를 고혹적인 음색으로 승화시킨 'Suzanne', 아련한 서정미 속에 피어나는 목가적 아름다움을 담은 이안 타이슨 원곡의 'Someday Soon' 등이 음반의 우아한 격조를 완성합니다.</w:t>
       </w:r>
     </w:p>
     <w:p>
@@ -520,7 +539,7 @@
           <w:b w:val="0"/>
           <w:sz w:val="21"/>
         </w:rPr>
-        <w:t>진공관 앰프 특유의 포근한 배음과 아날로그 턴테이블의 섬세한 트래킹을 통해 감상할 때 주디 콜린스 음성의 진가가 드러납니다. 디지털 음원에서는 자칫 차갑게 느껴질 수 있는 고음역의 크리스털 보컬이 LP의 그루브를 거치며 부드럽고 온화한 질감으로 피어나며, 실내악 현악기들과 어우러지는 어쿠스틱 잔향은 마치 눈앞에서 클래식 챔버 앙상블이 연주하는 듯한 생생한 임장감을 선사합니다.</w:t>
+        <w:t>진공관 앰프의 온화한 배음과 턴테이블 카트리지가 긁어내는 섬세한 음골을 통해 들을 때, 주디 콜린스 특유의 청아하고 투명한 고음역대가 차갑지 않고 부드러운 온기를 품고 공간을 채웁니다. 특히 현악 스트링과 어쿠스틱 기타, 하프시코드의 정교한 분리감은 아날로그 시스템에서 진정한 감동으로 다가옵니다.</w:t>
       </w:r>
     </w:p>
     <w:p>
@@ -551,7 +570,7 @@
           <w:b w:val="0"/>
           <w:sz w:val="21"/>
         </w:rPr>
-        <w:t>1960~70년대 포크 르네상스의 가장 순결한 정점을 물리적 음반으로 간직할 수 있는 소중한 유산입니다. 팝과 클래식의 경계를 우아하게 허문 기념비적 명곡들이 한 장의 바이닐에 완벽하게 응축되어 있어, 아날로그 오디오 애호가라면 반드시 음반 라이브러리의 중심에 갖추어야 할 필청 소장반입니다.</w:t>
+        <w:t>포크 르네상스의 황금기를 관통하는 핵심 명곡들이 한 장의 바이닐에 완벽한 균형감으로 농축되어 있어, 포크 애호가는 물론 클래식 애호가의 음반장 한구석을 채우기에도 손색이 없는 영구 소장용 명반입니다.</w:t>
       </w:r>
     </w:p>
     <w:p>
@@ -565,7 +584,7 @@
           <w:color w:val="4338CA"/>
           <w:sz w:val="21"/>
         </w:rPr>
-        <w:t>이 음반을 통해 아날로그 바늘 끝에서 맑은 이슬처럼 피어나는 주디 콜린스의 청아한 음성이 전해주는 감동을 다시 한번 경험해 보시는 것은 어떨까요?</w:t>
+        <w:t>이 음반을 통해 아날로그 바늘 끝에서 피어나는 주디 콜린스의 순백의 목소리가 전해주는 감동을 다시 한번 경험해 보시는 것은 어떨까요?</w:t>
       </w:r>
     </w:p>
     <w:sectPr>
